--- a/tpi/docx/020.content.docx
+++ b/tpi/docx/020.content.docx
@@ -237,54 +237,37 @@
         </w:rPr>
         <w:t xml:space="preserve"> na ol i ken stap longpela taim. Na tu, ol manmeri i ken kisim jus bilong ol greip long mekim wanpela alkohol dring we ol i kolim </w:t>
       </w:r>
-      <w:hyperlink r:id="rId13">
-        <w:r>
-          <w:rPr>
-            <w:lang w:val="png_PG" w:bidi="png_PG"/>
-          </w:rPr>
-          <w:rPr>
-            <w:color w:val="0000EE"/>
-            <w:u w:val="single"/>
-          </w:rPr>
-          <w:t>wain</w:t>
-        </w:r>
-      </w:hyperlink>
+      <w:r>
+        <w:rPr>
+          <w:b/>
+          <w:lang w:val="png_PG" w:bidi="png_PG"/>
+        </w:rPr>
+        <w:t>wain</w:t>
+      </w:r>
       <w:r>
         <w:rPr>
           <w:lang w:val="png_PG" w:bidi="png_PG"/>
         </w:rPr>
         <w:t xml:space="preserve">. Ol greip em ol i save stap long planti hap long </w:t>
       </w:r>
-      <w:hyperlink r:id="rId14">
-        <w:r>
-          <w:rPr>
-            <w:lang w:val="png_PG" w:bidi="png_PG"/>
-          </w:rPr>
-          <w:rPr>
-            <w:color w:val="0000EE"/>
-            <w:u w:val="single"/>
-          </w:rPr>
-          <w:t>Israel</w:t>
-        </w:r>
-      </w:hyperlink>
+      <w:r>
+        <w:rPr>
+          <w:lang w:val="png_PG" w:bidi="png_PG"/>
+        </w:rPr>
+        <w:t>Israel</w:t>
+      </w:r>
       <w:r>
         <w:rPr>
           <w:lang w:val="png_PG" w:bidi="png_PG"/>
         </w:rPr>
         <w:t xml:space="preserve">, na </w:t>
       </w:r>
-      <w:hyperlink r:id="rId13">
-        <w:r>
-          <w:rPr>
-            <w:lang w:val="png_PG" w:bidi="png_PG"/>
-          </w:rPr>
-          <w:rPr>
-            <w:color w:val="0000EE"/>
-            <w:u w:val="single"/>
-          </w:rPr>
-          <w:t>wain</w:t>
-        </w:r>
-      </w:hyperlink>
+      <w:r>
+        <w:rPr>
+          <w:lang w:val="png_PG" w:bidi="png_PG"/>
+        </w:rPr>
+        <w:t>wain</w:t>
+      </w:r>
       <w:r>
         <w:rPr>
           <w:lang w:val="png_PG" w:bidi="png_PG"/>
@@ -305,18 +288,12 @@
         </w:rPr>
         <w:t xml:space="preserve">Wanpela vinyad em planti taim em i gat wanpela wol raunim em na ol wail animal o stilman i no inap long kam insait long gaden. Ol manmeri i save mekim dispela wol long ol liklik ston o long ol bus we i gat nilnil. Insait long vinyad i gat wanpela liklik haus bilong ol wasman. Dispela liklik haus em i stap antap liklik long olgeta gaden na bai ol wasman i ken lukluk antap long gaden. Dispela em ol i save kolim olsem wanpela </w:t>
       </w:r>
-      <w:hyperlink r:id="rId15">
-        <w:r>
-          <w:rPr>
-            <w:lang w:val="png_PG" w:bidi="png_PG"/>
-          </w:rPr>
-          <w:rPr>
-            <w:color w:val="0000EE"/>
-            <w:u w:val="single"/>
-          </w:rPr>
-          <w:t>wotstawa</w:t>
-        </w:r>
-      </w:hyperlink>
+      <w:r>
+        <w:rPr>
+          <w:lang w:val="png_PG" w:bidi="png_PG"/>
+        </w:rPr>
+        <w:t>wotstawa</w:t>
+      </w:r>
       <w:r>
         <w:rPr>
           <w:lang w:val="png_PG" w:bidi="png_PG"/>
@@ -337,18 +314,12 @@
         </w:rPr>
         <w:t xml:space="preserve">Na tu, i gat wanpela </w:t>
       </w:r>
-      <w:hyperlink r:id="rId16">
-        <w:r>
-          <w:rPr>
-            <w:lang w:val="png_PG" w:bidi="png_PG"/>
-          </w:rPr>
-          <w:rPr>
-            <w:color w:val="0000EE"/>
-            <w:u w:val="single"/>
-          </w:rPr>
-          <w:t>wainpres</w:t>
-        </w:r>
-      </w:hyperlink>
+      <w:r>
+        <w:rPr>
+          <w:lang w:val="png_PG" w:bidi="png_PG"/>
+        </w:rPr>
+        <w:t>wainpres</w:t>
+      </w:r>
       <w:r>
         <w:rPr>
           <w:lang w:val="png_PG" w:bidi="png_PG"/>
@@ -371,7 +342,6 @@
       </w:r>
       <w:r>
         <w:rPr>
-          <w:b/>
           <w:lang w:val="png_PG" w:bidi="png_PG"/>
         </w:rPr>
         <w:t>stori we i gat tok skul bilong ol</w:t>
@@ -382,18 +352,12 @@
         </w:rPr>
         <w:t xml:space="preserve">na insait long ol dispela stori em i yusim ol samting we i toktok long wanpela diwai wai, wanpela vainyad, o wain, long tok klia long </w:t>
       </w:r>
-      <w:hyperlink r:id="rId17">
-        <w:r>
-          <w:rPr>
-            <w:lang w:val="png_PG" w:bidi="png_PG"/>
-          </w:rPr>
-          <w:rPr>
-            <w:color w:val="0000EE"/>
-            <w:u w:val="single"/>
-          </w:rPr>
-          <w:t>kingdom bilong God</w:t>
-        </w:r>
-      </w:hyperlink>
+      <w:r>
+        <w:rPr>
+          <w:lang w:val="png_PG" w:bidi="png_PG"/>
+        </w:rPr>
+        <w:t>kingdom bilong God</w:t>
+      </w:r>
       <w:r>
         <w:rPr>
           <w:lang w:val="png_PG" w:bidi="png_PG"/>
@@ -448,18 +412,12 @@
         </w:rPr>
         <w:t xml:space="preserve">Sapos yu gat wanpela visen, yu wok long lukim samting we i kam long God we ol narapela manmeri i no inap long lukim, o yu wok long harim samting we i kam long God we ol narapela manmeri i no inap long harim. God sampela taim i save givim visen long ol manmeri long tokim ol long ol samting we i bai kamap long bihaintaim, o long tokim wanpela man long mekim wanpela samting. Na tu, God i ken soim ol manmeri long samting insait long wanpela </w:t>
       </w:r>
-      <w:hyperlink r:id="rId18">
-        <w:r>
-          <w:rPr>
-            <w:lang w:val="png_PG" w:bidi="png_PG"/>
-          </w:rPr>
-          <w:rPr>
-            <w:color w:val="0000EE"/>
-            <w:u w:val="single"/>
-          </w:rPr>
-          <w:t>driman</w:t>
-        </w:r>
-      </w:hyperlink>
+      <w:r>
+        <w:rPr>
+          <w:lang w:val="png_PG" w:bidi="png_PG"/>
+        </w:rPr>
+        <w:t>driman</w:t>
+      </w:r>
       <w:r>
         <w:rPr>
           <w:lang w:val="png_PG" w:bidi="png_PG"/>
@@ -527,36 +485,24 @@
         </w:rPr>
         <w:t xml:space="preserve"> em i wok long askim God long mekim wanpela samting long em, na em i tok olsem em i bai mekim wanpela samting o em bai stop long mekim wanpela samting. Ol manmeri i ken mekim ol vau long soim olsem ol i givim ol yet olgeta i go long </w:t>
       </w:r>
-      <w:hyperlink r:id="rId19">
-        <w:r>
-          <w:rPr>
-            <w:lang w:val="png_PG" w:bidi="png_PG"/>
-          </w:rPr>
-          <w:rPr>
-            <w:color w:val="0000EE"/>
-            <w:u w:val="single"/>
-          </w:rPr>
-          <w:t>God</w:t>
-        </w:r>
-      </w:hyperlink>
+      <w:r>
+        <w:rPr>
+          <w:lang w:val="png_PG" w:bidi="png_PG"/>
+        </w:rPr>
+        <w:t>God</w:t>
+      </w:r>
       <w:r>
         <w:rPr>
           <w:lang w:val="png_PG" w:bidi="png_PG"/>
         </w:rPr>
         <w:t xml:space="preserve">. God i no nidim ol manmeri long mekim ol vau. Tasol, sapos wanpela man o meri i mekim wanpela vau, dispela vau em i holimpasim em olsem wanpela </w:t>
       </w:r>
-      <w:hyperlink r:id="rId20">
-        <w:r>
-          <w:rPr>
-            <w:lang w:val="png_PG" w:bidi="png_PG"/>
-          </w:rPr>
-          <w:rPr>
-            <w:color w:val="0000EE"/>
-            <w:u w:val="single"/>
-          </w:rPr>
-          <w:t>strongpela tok promis</w:t>
-        </w:r>
-      </w:hyperlink>
+      <w:r>
+        <w:rPr>
+          <w:lang w:val="png_PG" w:bidi="png_PG"/>
+        </w:rPr>
+        <w:t>strongpela tok promis</w:t>
+      </w:r>
       <w:r>
         <w:rPr>
           <w:lang w:val="png_PG" w:bidi="png_PG"/>
